--- a/flow/20230905_templates/04-Літургія-НЮ.docx
+++ b/flow/20230905_templates/04-Літургія-НЮ.docx
@@ -2229,7 +2229,7 @@
           <w:szCs w:val="24"/>
           <w:rtl w:val="0"/>
         </w:rPr>
-        <w:t xml:space="preserve">Молитва́ми святи́х Твої́х, Спасе, спаси́ нас.</w:t>
+        <w:t xml:space="preserve">Спаси́ нас, Си́ну Бо́жий, що воскре́с із ме́ртвих, співа́ємо Тобі́: Алилу́я.</w:t>
       </w:r>
       <w:r>
         <w:rPr>
@@ -2288,7 +2288,7 @@
           <w:szCs w:val="24"/>
           <w:rtl w:val="0"/>
         </w:rPr>
-        <w:t xml:space="preserve">Молитва́ми святи́х Твої́х, Спасе, спаси́ нас.</w:t>
+        <w:t xml:space="preserve">Спаси́ нас, Си́ну Бо́жий, що воскре́с із ме́ртвих, співа́ємо Тобі́: Алилу́я.</w:t>
       </w:r>
       <w:r>
         <w:rPr>
@@ -2337,7 +2337,7 @@
           <w:szCs w:val="24"/>
           <w:rtl w:val="0"/>
         </w:rPr>
-        <w:t xml:space="preserve"> Молитва́ми святи́х Твої́х, Спасе, спаси́ нас.</w:t>
+        <w:t xml:space="preserve"> Спаси́ нас, Си́ну Бо́жий, що воскре́с із ме́ртвих, співа́ємо Тобі́: Алилу́я.</w:t>
       </w:r>
       <w:r>
         <w:rPr>
@@ -2875,6 +2875,23 @@
         <w:spacing w:after="120" w:line="240" w:lineRule="auto"/>
         <w:rPr>
           <w:rFonts w:ascii="Times New Roman" w:cs="Times New Roman" w:eastAsia="Times New Roman" w:hAnsi="Times New Roman"/>
+          <w:highlight w:val="darkGray"/>
+        </w:rPr>
+      </w:pPr>
+      <w:r>
+        <w:rPr>
+          <w:rFonts w:ascii="Times New Roman" w:cs="Times New Roman" w:eastAsia="Times New Roman" w:hAnsi="Times New Roman"/>
+          <w:highlight w:val="darkGray"/>
+          <w:rtl w:val="0"/>
+        </w:rPr>
+        <w:t xml:space="preserve">&lt;trysviate&gt;</w:t>
+      </w:r>
+    </w:p>
+    <w:p>
+      <w:pPr>
+        <w:spacing w:after="120" w:line="240" w:lineRule="auto"/>
+        <w:rPr>
+          <w:rFonts w:ascii="Times New Roman" w:cs="Times New Roman" w:eastAsia="Times New Roman" w:hAnsi="Times New Roman"/>
           <w:sz w:val="24"/>
           <w:szCs w:val="24"/>
         </w:rPr>
@@ -2959,8 +2976,6 @@
         <w:spacing w:after="120" w:line="240" w:lineRule="auto"/>
         <w:rPr>
           <w:rFonts w:ascii="Times New Roman" w:cs="Times New Roman" w:eastAsia="Times New Roman" w:hAnsi="Times New Roman"/>
-          <w:i w:val="1"/>
-          <w:color w:val="ff4400"/>
           <w:sz w:val="24"/>
           <w:szCs w:val="24"/>
         </w:rPr>
@@ -2973,6 +2988,26 @@
           <w:rtl w:val="0"/>
         </w:rPr>
         <w:t xml:space="preserve">Хресту́ Твоє́му поклоня́ємось, Влади́ко, і святе́є воскресі́ння Твоє́ сла́вим.</w:t>
+      </w:r>
+    </w:p>
+    <w:p>
+      <w:pPr>
+        <w:spacing w:after="120" w:line="240" w:lineRule="auto"/>
+        <w:rPr>
+          <w:rFonts w:ascii="Times New Roman" w:cs="Times New Roman" w:eastAsia="Times New Roman" w:hAnsi="Times New Roman"/>
+          <w:i w:val="1"/>
+          <w:color w:val="ff4400"/>
+          <w:sz w:val="24"/>
+          <w:szCs w:val="24"/>
+        </w:rPr>
+      </w:pPr>
+      <w:r>
+        <w:rPr>
+          <w:rFonts w:ascii="Times New Roman" w:cs="Times New Roman" w:eastAsia="Times New Roman" w:hAnsi="Times New Roman"/>
+          <w:highlight w:val="darkGray"/>
+          <w:rtl w:val="0"/>
+        </w:rPr>
+        <w:t xml:space="preserve">&lt;/trysviate&gt;</w:t>
       </w:r>
       <w:r>
         <w:rPr>
@@ -5844,7 +5879,7 @@
           <w:szCs w:val="24"/>
           <w:rtl w:val="0"/>
         </w:rPr>
-        <w:t xml:space="preserve">Молитва́ми святи́х Твої́х, Спасе, спаси́ нас.</w:t>
+        <w:t xml:space="preserve">Спаси́ нас, Си́ну Бо́жий, що воскре́с із ме́ртвих, співа́ємо Тобі́: Алилу́я.</w:t>
       </w:r>
       <w:r>
         <w:rPr>
@@ -5903,7 +5938,7 @@
           <w:szCs w:val="24"/>
           <w:rtl w:val="0"/>
         </w:rPr>
-        <w:t xml:space="preserve">Молитва́ми святи́х Твої́х, Спасе, спаси́ нас.</w:t>
+        <w:t xml:space="preserve">Спаси́ нас, Си́ну Бо́жий, що воскре́с із ме́ртвих, співа́ємо Тобі́: Алилу́я.</w:t>
       </w:r>
       <w:r>
         <w:rPr>
@@ -5952,7 +5987,7 @@
           <w:szCs w:val="24"/>
           <w:rtl w:val="0"/>
         </w:rPr>
-        <w:t xml:space="preserve"> Молитва́ми святи́х Твої́х, Спасе, спаси́ нас.</w:t>
+        <w:t xml:space="preserve"> Спаси́ нас, Си́ну Бо́жий, що воскре́с із ме́ртвих, співа́ємо Тобі́: Алилу́я.</w:t>
       </w:r>
       <w:r>
         <w:rPr>
@@ -9515,7 +9550,7 @@
           <w:szCs w:val="24"/>
           <w:rtl w:val="0"/>
         </w:rPr>
-        <w:t xml:space="preserve">Молитва́ми святи́х Твої́х, Спасе, спаси́ нас.</w:t>
+        <w:t xml:space="preserve">Спаси́ нас, Си́ну Бо́жий, що воскре́с із ме́ртвих, співа́ємо Тобі́: Алилу́я.</w:t>
       </w:r>
       <w:r>
         <w:rPr>
@@ -9574,7 +9609,7 @@
           <w:szCs w:val="24"/>
           <w:rtl w:val="0"/>
         </w:rPr>
-        <w:t xml:space="preserve">Молитва́ми святи́х Твої́х, Спасе, спаси́ нас.</w:t>
+        <w:t xml:space="preserve">Спаси́ нас, Си́ну Бо́жий, що воскре́с із ме́ртвих, співа́ємо Тобі́: Алилу́я.</w:t>
       </w:r>
       <w:r>
         <w:rPr>
@@ -9623,7 +9658,7 @@
           <w:szCs w:val="24"/>
           <w:rtl w:val="0"/>
         </w:rPr>
-        <w:t xml:space="preserve"> Молитва́ми святи́х Твої́х, Спасе, спаси́ нас.</w:t>
+        <w:t xml:space="preserve"> Спаси́ нас, Си́ну Бо́жий, що воскре́с із ме́ртвих, співа́ємо Тобі́: Алилу́я.</w:t>
       </w:r>
       <w:r>
         <w:rPr>
@@ -14109,7 +14144,7 @@
           <w:szCs w:val="24"/>
           <w:rtl w:val="0"/>
         </w:rPr>
-        <w:t xml:space="preserve">(Пс. 117.2).</w:t>
+        <w:t xml:space="preserve">(Пс. 117,2).</w:t>
       </w:r>
       <w:r>
         <w:rPr>
@@ -14187,7 +14222,7 @@
           <w:szCs w:val="24"/>
           <w:rtl w:val="0"/>
         </w:rPr>
-        <w:t xml:space="preserve">(Пс.117.3).</w:t>
+        <w:t xml:space="preserve">(Пс. 117,3).</w:t>
       </w:r>
       <w:r>
         <w:rPr>

--- a/flow/20230905_templates/04-Літургія-НЮ.docx
+++ b/flow/20230905_templates/04-Літургія-НЮ.docx
@@ -3516,18 +3516,18 @@
           <w:szCs w:val="24"/>
           <w:rtl w:val="0"/>
         </w:rPr>
-        <w:t xml:space="preserve"> Хвалі́те Го́спода з небе́с, хвалі́те Його во ви́шніх </w:t>
-      </w:r>
-      <w:r>
-        <w:rPr>
-          <w:rFonts w:ascii="Times New Roman" w:cs="Times New Roman" w:eastAsia="Times New Roman" w:hAnsi="Times New Roman"/>
-          <w:i w:val="1"/>
-          <w:color w:val="ff4400"/>
-          <w:sz w:val="24"/>
-          <w:szCs w:val="24"/>
-          <w:rtl w:val="0"/>
-        </w:rPr>
-        <w:t xml:space="preserve">(Пс. 148,1).</w:t>
+        <w:t xml:space="preserve"> Знаменува́лося на нас сві́тло лиця́ Твого́, Го́споди </w:t>
+      </w:r>
+      <w:r>
+        <w:rPr>
+          <w:rFonts w:ascii="Times New Roman" w:cs="Times New Roman" w:eastAsia="Times New Roman" w:hAnsi="Times New Roman"/>
+          <w:i w:val="1"/>
+          <w:color w:val="ff4400"/>
+          <w:sz w:val="24"/>
+          <w:szCs w:val="24"/>
+          <w:rtl w:val="0"/>
+        </w:rPr>
+        <w:t xml:space="preserve">(Пс. 4,7).</w:t>
       </w:r>
       <w:r>
         <w:rPr>

--- a/flow/20230905_templates/04-Літургія-НЮ.docx
+++ b/flow/20230905_templates/04-Літургія-НЮ.docx
@@ -4712,7 +4712,7 @@
           <w:szCs w:val="24"/>
           <w:rtl w:val="0"/>
         </w:rPr>
-        <w:t xml:space="preserve">Мученикам (г. 8):</w:t>
+        <w:t xml:space="preserve">Богородичний (г. 8):</w:t>
       </w:r>
       <w:r>
         <w:rPr>
@@ -4722,7 +4722,7 @@
           <w:szCs w:val="24"/>
           <w:rtl w:val="0"/>
         </w:rPr>
-        <w:t xml:space="preserve"> Як поча́тки єства́ насади́телеві творі́ння* вселе́нна прино́сить Тобі́, Го́споди,* богоно́сних му́чеників;* їх молитва́ми в ми́рі глибо́кому* Це́ркву Твою́, грома́ду Твою́,* Богоро́диці ра́ди збережи́,* Многомилости́вий.</w:t>
+        <w:t xml:space="preserve"> Тебе і стіну, і пристанище маємо, * і молитвеницю благосприятливу до Бога, * якого Ти родила єси, * Богородице безневісна, * вірних спасення.</w:t>
       </w:r>
     </w:p>
     <w:p>
@@ -7020,7 +7020,7 @@
         <w:rPr>
           <w:rtl w:val="0"/>
         </w:rPr>
-        <w:t xml:space="preserve">Прп.: #ap314</w:t>
+        <w:t xml:space="preserve">Прп.: #mt010c</w:t>
       </w:r>
       <w:r>
         <w:rPr>

--- a/flow/20230905_templates/04-Літургія-НЮ.docx
+++ b/flow/20230905_templates/04-Літургія-НЮ.docx
@@ -682,7 +682,7 @@
           <w:szCs w:val="24"/>
           <w:rtl w:val="0"/>
         </w:rPr>
-        <w:t xml:space="preserve">Прийді́те, возра́дуємося Господе́ві, воскли́кнім Богу, Спаси́телеві на́шому.</w:t>
+        <w:t xml:space="preserve">Прийді́те, возра́дуємся  Господе́ві, воскли́кнім Богу, Спаси́телеві на́шому.</w:t>
       </w:r>
       <w:r>
         <w:rPr>
@@ -2482,7 +2482,7 @@
           <w:szCs w:val="24"/>
           <w:rtl w:val="0"/>
         </w:rPr>
-        <w:t xml:space="preserve">Прийді́те, возра́дуємося Господе́ві, воскли́кнім Богу, Спаси́телеві на́шому.</w:t>
+        <w:t xml:space="preserve">Прийді́те, возра́дуємся  Господе́ві, воскли́кнім Богу, Спаси́телеві на́шому.</w:t>
       </w:r>
       <w:r>
         <w:rPr>
@@ -4340,7 +4340,7 @@
           <w:szCs w:val="24"/>
           <w:rtl w:val="0"/>
         </w:rPr>
-        <w:t xml:space="preserve">Прийді́те, возра́дуємося Господе́ві, воскли́кнім Богу, Спаси́телеві на́шому.</w:t>
+        <w:t xml:space="preserve">Прийді́те, возра́дуємся  Господе́ві, воскли́кнім Богу, Спаси́телеві на́шому.</w:t>
       </w:r>
       <w:r>
         <w:rPr>
@@ -6132,7 +6132,7 @@
           <w:szCs w:val="24"/>
           <w:rtl w:val="0"/>
         </w:rPr>
-        <w:t xml:space="preserve">Прийді́те, возра́дуємося Господе́ві, воскли́кнім Богу, Спаси́телеві на́шому.</w:t>
+        <w:t xml:space="preserve">Прийді́те, возра́дуємся  Господе́ві, воскли́кнім Богу, Спаси́телеві на́шому.</w:t>
       </w:r>
       <w:r>
         <w:rPr>
@@ -8082,7 +8082,7 @@
           <w:szCs w:val="24"/>
           <w:rtl w:val="0"/>
         </w:rPr>
-        <w:t xml:space="preserve">Прийді́те, возра́дуємося Господе́ві, воскли́кнім Богу, Спаси́телеві на́шому.</w:t>
+        <w:t xml:space="preserve">Прийді́те, возра́дуємся  Господе́ві, воскли́кнім Богу, Спаси́телеві на́шому.</w:t>
       </w:r>
       <w:r>
         <w:rPr>
@@ -9803,7 +9803,7 @@
           <w:szCs w:val="24"/>
           <w:rtl w:val="0"/>
         </w:rPr>
-        <w:t xml:space="preserve">Прийді́те, возра́дуємося Господе́ві, воскли́кнім Богу, Спаси́телеві на́шому.</w:t>
+        <w:t xml:space="preserve">Прийді́те, возра́дуємся  Господе́ві, воскли́кнім Богу, Спаси́телеві на́шому.</w:t>
       </w:r>
       <w:r>
         <w:rPr>
@@ -10420,7 +10420,7 @@
         <w:rPr>
           <w:rtl w:val="0"/>
         </w:rPr>
-        <w:t xml:space="preserve">Прп.: #ap208</w:t>
+        <w:t xml:space="preserve">Прп.: #ap208b</w:t>
       </w:r>
       <w:r>
         <w:rPr>
@@ -11683,7 +11683,7 @@
           <w:szCs w:val="24"/>
           <w:rtl w:val="0"/>
         </w:rPr>
-        <w:t xml:space="preserve">Прийді́те, возра́дуємося Господе́ві, воскли́кнім Богу, Спаси́телеві на́шому.</w:t>
+        <w:t xml:space="preserve">Прийді́те, возра́дуємся  Господе́ві, воскли́кнім Богу, Спаси́телеві на́шому.</w:t>
       </w:r>
       <w:r>
         <w:rPr>

--- a/flow/20230905_templates/04-Літургія-НЮ.docx
+++ b/flow/20230905_templates/04-Літургія-НЮ.docx
@@ -10610,7 +10610,7 @@
         <w:rPr>
           <w:rtl w:val="0"/>
         </w:rPr>
-        <w:t xml:space="preserve">Прп.: #lk007</w:t>
+        <w:t xml:space="preserve">Прп.: #lk033</w:t>
       </w:r>
       <w:r>
         <w:rPr>
@@ -12151,25 +12151,17 @@
         <w:spacing w:after="120" w:line="240" w:lineRule="auto"/>
         <w:rPr>
           <w:rFonts w:ascii="Times New Roman" w:cs="Times New Roman" w:eastAsia="Times New Roman" w:hAnsi="Times New Roman"/>
-          <w:sz w:val="24"/>
-          <w:szCs w:val="24"/>
-        </w:rPr>
-      </w:pPr>
-      <w:r>
-        <w:rPr>
-          <w:rFonts w:ascii="Times New Roman" w:cs="Times New Roman" w:eastAsia="Times New Roman" w:hAnsi="Times New Roman"/>
-          <w:sz w:val="24"/>
-          <w:szCs w:val="24"/>
           <w:highlight w:val="darkGray"/>
+        </w:rPr>
+      </w:pPr>
+      <w:r>
+        <w:rPr>
+          <w:rFonts w:ascii="Times New Roman" w:cs="Times New Roman" w:eastAsia="Times New Roman" w:hAnsi="Times New Roman"/>
+          <w:highlight w:val="darkGray"/>
           <w:rtl w:val="0"/>
         </w:rPr>
         <w:t xml:space="preserve">&lt;trysviate&gt;</w:t>
       </w:r>
-      <w:r>
-        <w:rPr>
-          <w:rtl w:val="0"/>
-        </w:rPr>
-      </w:r>
     </w:p>
     <w:p>
       <w:pPr>
@@ -12194,11 +12186,22 @@
       <w:r>
         <w:rPr>
           <w:rFonts w:ascii="Times New Roman" w:cs="Times New Roman" w:eastAsia="Times New Roman" w:hAnsi="Times New Roman"/>
-          <w:sz w:val="24"/>
-          <w:szCs w:val="24"/>
-          <w:rtl w:val="0"/>
-        </w:rPr>
-        <w:t xml:space="preserve"> Хресту́ Твоє́му поклоня́ємось, Влади́ко, і святе́є воскресі́ння Твоє́ сла́вим </w:t>
+          <w:b w:val="1"/>
+          <w:color w:val="333333"/>
+          <w:sz w:val="24"/>
+          <w:szCs w:val="24"/>
+          <w:rtl w:val="0"/>
+        </w:rPr>
+        <w:t xml:space="preserve"> </w:t>
+      </w:r>
+      <w:r>
+        <w:rPr>
+          <w:rFonts w:ascii="Times New Roman" w:cs="Times New Roman" w:eastAsia="Times New Roman" w:hAnsi="Times New Roman"/>
+          <w:sz w:val="24"/>
+          <w:szCs w:val="24"/>
+          <w:rtl w:val="0"/>
+        </w:rPr>
+        <w:t xml:space="preserve">Ви, що в Христа́ хрести́лися, у Христа́ зодягну́лися. Алилу́я </w:t>
       </w:r>
       <w:r>
         <w:rPr>
@@ -12252,7 +12255,7 @@
           <w:szCs w:val="24"/>
           <w:rtl w:val="0"/>
         </w:rPr>
-        <w:t xml:space="preserve">І святе́є воскресі́ння Твоє́ сла́вим.</w:t>
+        <w:t xml:space="preserve">У Христа́ зодягну́лися. Алилу́я.</w:t>
       </w:r>
     </w:p>
     <w:p>
@@ -12260,24 +12263,18 @@
         <w:spacing w:after="120" w:line="240" w:lineRule="auto"/>
         <w:rPr>
           <w:rFonts w:ascii="Times New Roman" w:cs="Times New Roman" w:eastAsia="Times New Roman" w:hAnsi="Times New Roman"/>
-          <w:color w:val="333333"/>
-          <w:sz w:val="24"/>
-          <w:szCs w:val="24"/>
-        </w:rPr>
-      </w:pPr>
-      <w:r>
-        <w:rPr>
-          <w:rFonts w:ascii="Times New Roman" w:cs="Times New Roman" w:eastAsia="Times New Roman" w:hAnsi="Times New Roman"/>
-          <w:sz w:val="24"/>
-          <w:szCs w:val="24"/>
-          <w:rtl w:val="0"/>
-        </w:rPr>
-        <w:t xml:space="preserve">Хресту́ Твоє́му поклоня́ємось, Влади́ко, і святе́є воскресі́ння Твоє́ сла́вим.</w:t>
-      </w:r>
-      <w:r>
-        <w:rPr>
-          <w:rtl w:val="0"/>
-        </w:rPr>
+          <w:sz w:val="24"/>
+          <w:szCs w:val="24"/>
+        </w:rPr>
+      </w:pPr>
+      <w:r>
+        <w:rPr>
+          <w:rFonts w:ascii="Times New Roman" w:cs="Times New Roman" w:eastAsia="Times New Roman" w:hAnsi="Times New Roman"/>
+          <w:sz w:val="24"/>
+          <w:szCs w:val="24"/>
+          <w:rtl w:val="0"/>
+        </w:rPr>
+        <w:t xml:space="preserve">Ви, що в Христа́ хрести́лися, у Христа́ зодягну́лися. Алилу́я.</w:t>
       </w:r>
     </w:p>
     <w:p>
@@ -12287,13 +12284,12 @@
           <w:rFonts w:ascii="Times New Roman" w:cs="Times New Roman" w:eastAsia="Times New Roman" w:hAnsi="Times New Roman"/>
           <w:sz w:val="24"/>
           <w:szCs w:val="24"/>
-        </w:rPr>
-      </w:pPr>
-      <w:r>
-        <w:rPr>
-          <w:rFonts w:ascii="Times New Roman" w:cs="Times New Roman" w:eastAsia="Times New Roman" w:hAnsi="Times New Roman"/>
-          <w:sz w:val="24"/>
-          <w:szCs w:val="24"/>
+          <w:highlight w:val="darkGray"/>
+        </w:rPr>
+      </w:pPr>
+      <w:r>
+        <w:rPr>
+          <w:rFonts w:ascii="Times New Roman" w:cs="Times New Roman" w:eastAsia="Times New Roman" w:hAnsi="Times New Roman"/>
           <w:highlight w:val="darkGray"/>
           <w:rtl w:val="0"/>
         </w:rPr>
@@ -15032,7 +15028,7 @@
           <w:rFonts w:ascii="Calibri" w:cs="Calibri" w:eastAsia="Calibri" w:hAnsi="Calibri"/>
           <w:rtl w:val="0"/>
         </w:rPr>
-        <w:t xml:space="preserve">#iv041</w:t>
+        <w:t xml:space="preserve">#iv041a</w:t>
       </w:r>
     </w:p>
     <w:p>
